--- a/reports/HDS_ML_MZENDAH_1806_report.docx
+++ b/reports/HDS_ML_MZENDAH_1806_report.docx
@@ -129,7 +129,16 @@
         <w:pStyle w:val="BodyText"/>
       </w:pPr>
       <w:r>
-        <w:t xml:space="preserve">The application of deep learning to automated KL grading has grown substantially, with CNNs demonstrating promising performance on large radiographic datasets</w:t>
+        <w:t xml:space="preserve">Prior automated approaches to KL grading included traditional classifiers with handcrafted radiographic features and ensemble methods, with deep CNN architectures progressively displacing these as the field developed</w:t>
+      </w:r>
+      <w:r>
+        <w:t xml:space="preserve"> </w:t>
+      </w:r>
+      <w:r>
+        <w:t xml:space="preserve">[6,7]</w:t>
+      </w:r>
+      <w:r>
+        <w:t xml:space="preserve">. Despite improvements in aggregate grading accuracy, KL1 detection remained consistently poor across architectural choices, suggesting the problem lies not solely in network capacity but in how the training objective aligns with the ordinal task structure. The application of deep learning to automated KL grading has grown substantially, with CNNs demonstrating promising performance on large radiographic datasets</w:t>
       </w:r>
       <w:r>
         <w:t xml:space="preserve"> </w:t>
@@ -222,7 +231,7 @@
         <w:t xml:space="preserve"> </w:t>
       </w:r>
       <w:r>
-        <w:t xml:space="preserve">[7]</w:t>
+        <w:t xml:space="preserve">[8]</w:t>
       </w:r>
       <w:r>
         <w:t xml:space="preserve"> </w:t>
@@ -635,7 +644,7 @@
         <w:t xml:space="preserve"> </w:t>
       </w:r>
       <w:r>
-        <w:t xml:space="preserve">[8]</w:t>
+        <w:t xml:space="preserve">[9]</w:t>
       </w:r>
       <w:r>
         <w:t xml:space="preserve">. Grayscale images were converted to three-channel RGB for compatibility with ImageNet-pretrained models and normalised using ImageNet statistics (mean=[0.485, 0.456, 0.406]; std=[0.229, 0.224, 0.225]). Training augmentation comprised random horizontal flipping (p=0.5), which is anatomically valid as a flipped left knee is radiographically equivalent to a right knee, and rotation (±10°). Validation and test images received no augmentation.</w:t>
@@ -662,7 +671,7 @@
         <w:t xml:space="preserve"> </w:t>
       </w:r>
       <w:r>
-        <w:t xml:space="preserve">[9]</w:t>
+        <w:t xml:space="preserve">[10]</w:t>
       </w:r>
       <w:r>
         <w:t xml:space="preserve">, a 50-layer residual network with approximately 23.5 million parameters, and EfficientNet-B0</w:t>
@@ -671,7 +680,7 @@
         <w:t xml:space="preserve"> </w:t>
       </w:r>
       <w:r>
-        <w:t xml:space="preserve">[10]</w:t>
+        <w:t xml:space="preserve">[11]</w:t>
       </w:r>
       <w:r>
         <w:t xml:space="preserve">, with approximately 4 million parameters, were selected to compare a commonly used residual CNN baseline with a more parameter-efficient architecture. EfficientNet architectures have shown strong performance on this specific dataset; EfficientNet-B5 reached 82% accuracy after label-noise correction</w:t>
@@ -680,7 +689,7 @@
         <w:t xml:space="preserve"> </w:t>
       </w:r>
       <w:r>
-        <w:t xml:space="preserve">[11]</w:t>
+        <w:t xml:space="preserve">[12]</w:t>
       </w:r>
       <w:r>
         <w:t xml:space="preserve">, and B0 was chosen as the smallest, most deployable family member to assess whether parameter efficiency compromises grading performance. Both architectures were initialised with ImageNet pretrained weights and fully fine-tuned. The final layer produced either five class outputs for CE or four ordinal rank-boundary outputs for CORAL, giving four configurations: ResNet50+CE, ResNet50+CORAL, EfficientNet-B0+CE and EfficientNet-B0+CORAL. Differential learning rates were used: 1×10⁻⁵ for the pretrained backbone and 1×10⁻⁴ for the classification head</w:t>
@@ -689,7 +698,7 @@
         <w:t xml:space="preserve"> </w:t>
       </w:r>
       <w:r>
-        <w:t xml:space="preserve">[12]</w:t>
+        <w:t xml:space="preserve">[13]</w:t>
       </w:r>
       <w:r>
         <w:t xml:space="preserve">.</w:t>
@@ -716,7 +725,7 @@
         <w:t xml:space="preserve"> </w:t>
       </w:r>
       <w:r>
-        <w:t xml:space="preserve">[13]</w:t>
+        <w:t xml:space="preserve">[14]</w:t>
       </w:r>
       <w:r>
         <w:t xml:space="preserve"> </w:t>
@@ -746,19 +755,19 @@
         <w:t xml:space="preserve"> </w:t>
       </w:r>
       <w:r>
-        <w:t xml:space="preserve">[5,11]</w:t>
-      </w:r>
-      <w:r>
-        <w:t xml:space="preserve"> </w:t>
-      </w:r>
-      <w:r>
-        <w:t xml:space="preserve">and standard fine-tuning practice, and held constant across all configurations so that within-architecture comparisons reflected the effect of loss function, while architecture was evaluated as a separate experimental factor. Models were trained using Adam</w:t>
-      </w:r>
-      <w:r>
-        <w:t xml:space="preserve"> </w:t>
-      </w:r>
-      <w:r>
-        <w:t xml:space="preserve">[14]</w:t>
+        <w:t xml:space="preserve">[5,12]</w:t>
+      </w:r>
+      <w:r>
+        <w:t xml:space="preserve"> </w:t>
+      </w:r>
+      <w:r>
+        <w:t xml:space="preserve">and standard fine-tuning practice, and held constant across all configurations so that within-architecture comparisons reflected the effect of loss function, while architecture was evaluated as a separate experimental factor. This was a deliberate design choice to isolate the effect of loss function from confounding introduced by configuration-specific tuning; systematic hyperparameter optimisation represents a natural extension of this work. Models were trained using Adam</w:t>
+      </w:r>
+      <w:r>
+        <w:t xml:space="preserve"> </w:t>
+      </w:r>
+      <w:r>
+        <w:t xml:space="preserve">[15]</w:t>
       </w:r>
       <w:r>
         <w:t xml:space="preserve">, weight decay 1×10⁻⁴, batch size 32 and a maximum of 50 epochs. ReduceLROnPlateau reduced the learning rate by a factor of 0.1 after seven epochs without validation loss improvement, and early stopping with patience 10 saved the lowest-validation-loss checkpoint. Four configurations trained across three seeds (42, 123, 456) produced 12 runs. Training was performed on an NVIDIA A100-SXM4-80GB GPU via CSD3. Code, configuration files, SLURM scripts, environment specification and reproduction instructions are available at:</w:t>
@@ -835,7 +844,7 @@
         <w:t xml:space="preserve"> </w:t>
       </w:r>
       <w:r>
-        <w:t xml:space="preserve">[15,16]</w:t>
+        <w:t xml:space="preserve">[16,17]</w:t>
       </w:r>
       <w:r>
         <w:t xml:space="preserve">. A balanced validation cohort would require prospective recruitment stratified by age, sex, ethnicity and body habitus, with standardised weight-bearing acquisition protocols to ensure demographic representation across KL grades. Gradient-weighted Class Activation Mapping (Grad-CAM)</w:t>
@@ -844,7 +853,7 @@
         <w:t xml:space="preserve"> </w:t>
       </w:r>
       <w:r>
-        <w:t xml:space="preserve">[17]</w:t>
+        <w:t xml:space="preserve">[18]</w:t>
       </w:r>
       <w:r>
         <w:t xml:space="preserve"> </w:t>
@@ -856,7 +865,7 @@
         <w:t xml:space="preserve"> </w:t>
       </w:r>
       <w:r>
-        <w:t xml:space="preserve">[18]</w:t>
+        <w:t xml:space="preserve">[19]</w:t>
       </w:r>
       <w:r>
         <w:t xml:space="preserve">.</w:t>
@@ -1758,7 +1767,7 @@
         <w:t xml:space="preserve"> </w:t>
       </w:r>
       <w:r>
-        <w:t xml:space="preserve">[13]</w:t>
+        <w:t xml:space="preserve">[14]</w:t>
       </w:r>
       <w:r>
         <w:t xml:space="preserve">. The per-grade recall results support this interpretation: CORAL improved KL1 recall while reducing KL0 recall, reflecting a shift away from majority-class normal predictions toward borderline disease detection. However, confirming that CORAL helps is only part of the finding. The more important result is that even with ordinal loss, all models remained well below the clinical benchmark, which shifts the question from loss function choice to what image-only models fundamentally cannot resolve.</w:t>
@@ -1815,6 +1824,74 @@
         <w:t xml:space="preserve"> </w:t>
       </w:r>
       <w:r>
+        <w:t xml:space="preserve">[20]</w:t>
+      </w:r>
+      <w:r>
+        <w:t xml:space="preserve">.</w:t>
+      </w:r>
+    </w:p>
+    <w:p>
+      <w:pPr>
+        <w:pStyle w:val="BodyText"/>
+      </w:pPr>
+      <w:r>
+        <w:t xml:space="preserve">EfficientNet-B0+CORAL achieved the best balance in this study, with the highest QWK and approximately six times fewer parameters than ResNet50</w:t>
+      </w:r>
+      <w:r>
+        <w:t xml:space="preserve"> </w:t>
+      </w:r>
+      <w:r>
+        <w:t xml:space="preserve">[10,11]</w:t>
+      </w:r>
+      <w:r>
+        <w:t xml:space="preserve">. This suggests potential practical advantages for resource-constrained settings, although deployment suitability cannot be inferred from this dataset alone. Architecture-related differences were smaller than loss-function differences, suggesting that ordinal modelling may be the more influential design choice in this experiment. Low variability across three seeds supports the consistency of the observed pattern, but external validation is required to assess generalisability.</w:t>
+      </w:r>
+    </w:p>
+    <w:p>
+      <w:pPr>
+        <w:pStyle w:val="BodyText"/>
+      </w:pPr>
+      <w:r>
+        <w:t xml:space="preserve">The absence of demographic metadata prevents assessment of performance across age, sex, race or body habitus. Aggregate metrics such as QWK may conceal subgroup failure, particularly if KL1 labels are affected by age-related morphology or acquisition differences</w:t>
+      </w:r>
+      <w:r>
+        <w:t xml:space="preserve"> </w:t>
+      </w:r>
+      <w:r>
+        <w:t xml:space="preserve">[16,17]</w:t>
+      </w:r>
+      <w:r>
+        <w:t xml:space="preserve">.</w:t>
+      </w:r>
+    </w:p>
+    <w:p>
+      <w:pPr>
+        <w:pStyle w:val="BodyText"/>
+      </w:pPr>
+      <w:r>
+        <w:t xml:space="preserve">Grad-CAM was not used to prove causality or validate model safety. It was used as a clinically informed exploratory audit to understand whether the model’s errors were anatomically plausible. This is important in healthcare ML because a model can achieve reasonable aggregate metrics while relying on irrelevant image regions. The audit helped interpret the KL1 failure mode and linked the numerical results back to radiographic practice.</w:t>
+      </w:r>
+    </w:p>
+    <w:p>
+      <w:pPr>
+        <w:pStyle w:val="BodyText"/>
+      </w:pPr>
+      <w:r>
+        <w:t xml:space="preserve">Grad-CAM analysis supported the interpretation that KL1 errors arise from both feature ambiguity and attention failure</w:t>
+      </w:r>
+      <w:r>
+        <w:t xml:space="preserve"> </w:t>
+      </w:r>
+      <w:r>
+        <w:t xml:space="preserve">[18]</w:t>
+      </w:r>
+      <w:r>
+        <w:t xml:space="preserve">. Over-graded cases showed activation near minor osteophyte margins, reflecting genuine features misinterpreted in severity. Under-graded cases showed dispersed or peripheral activation, indicating failure to attend to subtle joint-space changes. Quantitative localisation scores were useful but incomplete: higher central activation did not guarantee better clinical localisation, reinforcing the need for expert review alongside numerical XAI metrics</w:t>
+      </w:r>
+      <w:r>
+        <w:t xml:space="preserve"> </w:t>
+      </w:r>
+      <w:r>
         <w:t xml:space="preserve">[19]</w:t>
       </w:r>
       <w:r>
@@ -1826,16 +1903,7 @@
         <w:pStyle w:val="BodyText"/>
       </w:pPr>
       <w:r>
-        <w:t xml:space="preserve">EfficientNet-B0+CORAL achieved the best balance in this study, with the highest QWK and approximately six times fewer parameters than ResNet50</w:t>
-      </w:r>
-      <w:r>
-        <w:t xml:space="preserve"> </w:t>
-      </w:r>
-      <w:r>
-        <w:t xml:space="preserve">[9,10]</w:t>
-      </w:r>
-      <w:r>
-        <w:t xml:space="preserve">. This suggests potential practical advantages for resource-constrained settings, although deployment suitability cannot be inferred from this dataset alone. Architecture-related differences were smaller than loss-function differences, suggesting that ordinal modelling may be the more influential design choice in this experiment. Low variability across three seeds supports the consistency of the observed pattern, but external validation is required to assess generalisability.</w:t>
+        <w:t xml:space="preserve">Overall, the findings support CORAL as a better loss function for ordinal KL grading, but image-only models remain limited by missing clinical context. Reliable early OA detection will likely require integration of radiographic images with acquisition metadata, demographic variables and prospective clinical validation.</w:t>
       </w:r>
     </w:p>
     <w:p>
@@ -1843,32 +1911,7 @@
         <w:pStyle w:val="BodyText"/>
       </w:pPr>
       <w:r>
-        <w:t xml:space="preserve">The absence of demographic metadata prevents assessment of performance across age, sex, race or body habitus. Aggregate metrics such as QWK may conceal subgroup failure, particularly if KL1 labels are affected by age-related morphology or acquisition differences</w:t>
-      </w:r>
-      <w:r>
-        <w:t xml:space="preserve"> </w:t>
-      </w:r>
-      <w:r>
-        <w:t xml:space="preserve">[15,16]</w:t>
-      </w:r>
-      <w:r>
-        <w:t xml:space="preserve">.</w:t>
-      </w:r>
-    </w:p>
-    <w:p>
-      <w:pPr>
-        <w:pStyle w:val="BodyText"/>
-      </w:pPr>
-      <w:r>
-        <w:t xml:space="preserve">Grad-CAM was not used to prove causality or validate model safety. It was used as a clinically informed exploratory audit to understand whether the model’s errors were anatomically plausible. This is important in healthcare ML because a model can achieve reasonable aggregate metrics while relying on irrelevant image regions. The audit helped interpret the KL1 failure mode and linked the numerical results back to radiographic practice.</w:t>
-      </w:r>
-    </w:p>
-    <w:p>
-      <w:pPr>
-        <w:pStyle w:val="BodyText"/>
-      </w:pPr>
-      <w:r>
-        <w:t xml:space="preserve">Grad-CAM analysis supported the interpretation that KL1 errors arise from both feature ambiguity and attention failure</w:t>
+        <w:t xml:space="preserve">Three ethical considerations apply to clinical deployment. First, these systems should serve as decision support, not replacements for clinical judgement; a qualified clinician should retain diagnostic authority, with the model output presented as one input among several. Second, the absence of demographic metadata means subgroup performance disparities remain unquantified, and deploying a system with unknown fairness properties risks codifying existing inequalities</w:t>
       </w:r>
       <w:r>
         <w:t xml:space="preserve"> </w:t>
@@ -1877,32 +1920,7 @@
         <w:t xml:space="preserve">[17]</w:t>
       </w:r>
       <w:r>
-        <w:t xml:space="preserve">. Over-graded cases showed activation near minor osteophyte margins, reflecting genuine features misinterpreted in severity. Under-graded cases showed dispersed or peripheral activation, indicating failure to attend to subtle joint-space changes. Quantitative localisation scores were useful but incomplete: higher central activation did not guarantee better clinical localisation, reinforcing the need for expert review alongside numerical XAI metrics</w:t>
-      </w:r>
-      <w:r>
-        <w:t xml:space="preserve"> </w:t>
-      </w:r>
-      <w:r>
-        <w:t xml:space="preserve">[18]</w:t>
-      </w:r>
-      <w:r>
-        <w:t xml:space="preserve">.</w:t>
-      </w:r>
-    </w:p>
-    <w:p>
-      <w:pPr>
-        <w:pStyle w:val="BodyText"/>
-      </w:pPr>
-      <w:r>
-        <w:t xml:space="preserve">Overall, the findings support CORAL as a better loss function for ordinal KL grading, but image-only models remain limited by missing clinical context. Reliable early OA detection will likely require integration of radiographic images with acquisition metadata, demographic variables and prospective clinical validation.</w:t>
-      </w:r>
-    </w:p>
-    <w:p>
-      <w:pPr>
-        <w:pStyle w:val="BodyText"/>
-      </w:pPr>
-      <w:r>
-        <w:t xml:space="preserve">Three ethical considerations apply to clinical deployment. First, these systems should serve as decision support, not replacements for clinical judgement. Second, the absence of demographic metadata means subgroup performance disparities remain unquantified, and deploying a system with unknown fairness properties risks codifying existing inequalities</w:t>
+        <w:t xml:space="preserve">. Prior imaging AI deployed without demographic stratification has been shown to systematically underdiagnose underserved patient populations</w:t>
       </w:r>
       <w:r>
         <w:t xml:space="preserve"> </w:t>
@@ -1917,10 +1935,10 @@
         <w:t xml:space="preserve"> </w:t>
       </w:r>
       <w:r>
-        <w:t xml:space="preserve">[20]</w:t>
-      </w:r>
-      <w:r>
-        <w:t xml:space="preserve">. Third, Grad-CAM provides partial explainability only; clinicians should be aware of the model’s tendency to under-grade KL1 when interpreting borderline cases.</w:t>
+        <w:t xml:space="preserve">[21]</w:t>
+      </w:r>
+      <w:r>
+        <w:t xml:space="preserve">. Third, Grad-CAM provides partial explainability only; clinicians should be aware of the model’s tendency to under-grade KL1 when interpreting borderline cases, and a high localisation score does not guarantee diagnostically meaningful attention, as this audit demonstrated.</w:t>
       </w:r>
     </w:p>
     <w:bookmarkEnd w:id="47"/>
@@ -1965,7 +1983,7 @@
         <w:t xml:space="preserve"> </w:t>
       </w:r>
       <w:r>
-        <w:t xml:space="preserve">[19]</w:t>
+        <w:t xml:space="preserve">[20]</w:t>
       </w:r>
       <w:r>
         <w:t xml:space="preserve">.</w:t>
@@ -1992,14 +2010,14 @@
         <w:t xml:space="preserve"> </w:t>
       </w:r>
       <w:r>
-        <w:t xml:space="preserve">[7]</w:t>
+        <w:t xml:space="preserve">[8]</w:t>
       </w:r>
       <w:r>
         <w:t xml:space="preserve">.</w:t>
       </w:r>
     </w:p>
     <w:bookmarkEnd w:id="49"/>
-    <w:bookmarkStart w:id="91" w:name="references"/>
+    <w:bookmarkStart w:id="92" w:name="references"/>
     <w:p>
       <w:pPr>
         <w:pStyle w:val="Heading1"/>
@@ -2008,7 +2026,7 @@
         <w:t xml:space="preserve">References</w:t>
       </w:r>
     </w:p>
-    <w:bookmarkStart w:id="90" w:name="refs"/>
+    <w:bookmarkStart w:id="91" w:name="refs"/>
     <w:bookmarkStart w:id="51" w:name="ref-landis1977"/>
     <w:p>
       <w:pPr>
@@ -2318,7 +2336,7 @@
       </w:r>
     </w:p>
     <w:bookmarkEnd w:id="61"/>
-    <w:bookmarkStart w:id="63" w:name="ref-chen2018knee"/>
+    <w:bookmarkStart w:id="62" w:name="ref-dipto2024"/>
     <w:p>
       <w:pPr>
         <w:pStyle w:val="Bibliography"/>
@@ -2333,12 +2351,52 @@
         <w:t xml:space="preserve">	</w:t>
       </w:r>
       <w:r>
+        <w:t xml:space="preserve">Dipto I, Goni MOF.</w:t>
+      </w:r>
+      <w:r>
+        <w:t xml:space="preserve"> </w:t>
+      </w:r>
+      <w:r>
+        <w:t xml:space="preserve">EfficientNet</w:t>
+      </w:r>
+      <w:r>
+        <w:t xml:space="preserve">-based ensemble for automated</w:t>
+      </w:r>
+      <w:r>
+        <w:t xml:space="preserve"> </w:t>
+      </w:r>
+      <w:r>
+        <w:t xml:space="preserve">KL</w:t>
+      </w:r>
+      <w:r>
+        <w:t xml:space="preserve"> </w:t>
+      </w:r>
+      <w:r>
+        <w:t xml:space="preserve">grading of knee osteoarthritis. 2024 IEEE international conference on power, electrical, electronics and industrial applications (PEEIACON). 2024.</w:t>
+      </w:r>
+    </w:p>
+    <w:bookmarkEnd w:id="62"/>
+    <w:bookmarkStart w:id="64" w:name="ref-chen2018knee"/>
+    <w:p>
+      <w:pPr>
+        <w:pStyle w:val="Bibliography"/>
+      </w:pPr>
+      <w:r>
+        <w:t xml:space="preserve">8.</w:t>
+      </w:r>
+      <w:r>
+        <w:t xml:space="preserve"> </w:t>
+      </w:r>
+      <w:r>
+        <w:t xml:space="preserve">	</w:t>
+      </w:r>
+      <w:r>
         <w:t xml:space="preserve">Chen P. Knee osteoarthritis severity grading dataset. Mendeley Data;2018. Available at:</w:t>
       </w:r>
       <w:r>
         <w:t xml:space="preserve"> </w:t>
       </w:r>
-      <w:hyperlink r:id="rId62">
+      <w:hyperlink r:id="rId63">
         <w:r>
           <w:rPr>
             <w:rStyle w:val="Hyperlink"/>
@@ -2350,14 +2408,14 @@
         <w:t xml:space="preserve">. Accessed 2026 June 17.</w:t>
       </w:r>
     </w:p>
-    <w:bookmarkEnd w:id="63"/>
-    <w:bookmarkStart w:id="65" w:name="ref-abdo2022"/>
+    <w:bookmarkEnd w:id="64"/>
+    <w:bookmarkStart w:id="66" w:name="ref-abdo2022"/>
     <w:p>
       <w:pPr>
         <w:pStyle w:val="Bibliography"/>
       </w:pPr>
       <w:r>
-        <w:t xml:space="preserve">8.</w:t>
+        <w:t xml:space="preserve">9.</w:t>
       </w:r>
       <w:r>
         <w:t xml:space="preserve"> </w:t>
@@ -2371,7 +2429,7 @@
       <w:r>
         <w:t xml:space="preserve"> </w:t>
       </w:r>
-      <w:hyperlink r:id="rId64">
+      <w:hyperlink r:id="rId65">
         <w:r>
           <w:rPr>
             <w:rStyle w:val="Hyperlink"/>
@@ -2401,14 +2459,14 @@
         <w:t xml:space="preserve">). 2022. p. 1–6.</w:t>
       </w:r>
     </w:p>
-    <w:bookmarkEnd w:id="65"/>
-    <w:bookmarkStart w:id="67" w:name="ref-he2016"/>
+    <w:bookmarkEnd w:id="66"/>
+    <w:bookmarkStart w:id="68" w:name="ref-he2016"/>
     <w:p>
       <w:pPr>
         <w:pStyle w:val="Bibliography"/>
       </w:pPr>
       <w:r>
-        <w:t xml:space="preserve">9.</w:t>
+        <w:t xml:space="preserve">10.</w:t>
       </w:r>
       <w:r>
         <w:t xml:space="preserve"> </w:t>
@@ -2422,7 +2480,7 @@
       <w:r>
         <w:t xml:space="preserve"> </w:t>
       </w:r>
-      <w:hyperlink r:id="rId66">
+      <w:hyperlink r:id="rId67">
         <w:r>
           <w:rPr>
             <w:rStyle w:val="Hyperlink"/>
@@ -2452,14 +2510,14 @@
         <w:t xml:space="preserve">). 2016. p. 770–778.</w:t>
       </w:r>
     </w:p>
-    <w:bookmarkEnd w:id="67"/>
-    <w:bookmarkStart w:id="69" w:name="ref-tan2019efficientnet"/>
+    <w:bookmarkEnd w:id="68"/>
+    <w:bookmarkStart w:id="70" w:name="ref-tan2019efficientnet"/>
     <w:p>
       <w:pPr>
         <w:pStyle w:val="Bibliography"/>
       </w:pPr>
       <w:r>
-        <w:t xml:space="preserve">10.</w:t>
+        <w:t xml:space="preserve">11.</w:t>
       </w:r>
       <w:r>
         <w:t xml:space="preserve"> </w:t>
@@ -2473,7 +2531,7 @@
       <w:r>
         <w:t xml:space="preserve"> </w:t>
       </w:r>
-      <w:hyperlink r:id="rId68">
+      <w:hyperlink r:id="rId69">
         <w:r>
           <w:rPr>
             <w:rStyle w:val="Hyperlink"/>
@@ -2497,14 +2555,14 @@
         <w:t xml:space="preserve">). 2019. p. 6105–6114.</w:t>
       </w:r>
     </w:p>
-    <w:bookmarkEnd w:id="69"/>
-    <w:bookmarkStart w:id="71" w:name="ref-momenpour2025"/>
+    <w:bookmarkEnd w:id="70"/>
+    <w:bookmarkStart w:id="72" w:name="ref-momenpour2025"/>
     <w:p>
       <w:pPr>
         <w:pStyle w:val="Bibliography"/>
       </w:pPr>
       <w:r>
-        <w:t xml:space="preserve">11.</w:t>
+        <w:t xml:space="preserve">12.</w:t>
       </w:r>
       <w:r>
         <w:t xml:space="preserve"> </w:t>
@@ -2552,7 +2610,7 @@
       <w:r>
         <w:t xml:space="preserve">2025;15(11):1332. doi:</w:t>
       </w:r>
-      <w:hyperlink r:id="rId70">
+      <w:hyperlink r:id="rId71">
         <w:r>
           <w:rPr>
             <w:rStyle w:val="Hyperlink"/>
@@ -2564,14 +2622,14 @@
         <w:t xml:space="preserve">.</w:t>
       </w:r>
     </w:p>
-    <w:bookmarkEnd w:id="71"/>
-    <w:bookmarkStart w:id="73" w:name="ref-howard2018"/>
+    <w:bookmarkEnd w:id="72"/>
+    <w:bookmarkStart w:id="74" w:name="ref-howard2018"/>
     <w:p>
       <w:pPr>
         <w:pStyle w:val="Bibliography"/>
       </w:pPr>
       <w:r>
-        <w:t xml:space="preserve">12.</w:t>
+        <w:t xml:space="preserve">13.</w:t>
       </w:r>
       <w:r>
         <w:t xml:space="preserve"> </w:t>
@@ -2585,7 +2643,7 @@
       <w:r>
         <w:t xml:space="preserve"> </w:t>
       </w:r>
-      <w:hyperlink r:id="rId72">
+      <w:hyperlink r:id="rId73">
         <w:r>
           <w:rPr>
             <w:rStyle w:val="Hyperlink"/>
@@ -2597,14 +2655,14 @@
         <w:t xml:space="preserve">. Proceedings of the 56th annual meeting of the association for computational linguistics (volume 1: Long papers). 2018. p. 328–339.</w:t>
       </w:r>
     </w:p>
-    <w:bookmarkEnd w:id="73"/>
-    <w:bookmarkStart w:id="75" w:name="ref-cao2020"/>
+    <w:bookmarkEnd w:id="74"/>
+    <w:bookmarkStart w:id="76" w:name="ref-cao2020"/>
     <w:p>
       <w:pPr>
         <w:pStyle w:val="Bibliography"/>
       </w:pPr>
       <w:r>
-        <w:t xml:space="preserve">13.</w:t>
+        <w:t xml:space="preserve">14.</w:t>
       </w:r>
       <w:r>
         <w:t xml:space="preserve"> </w:t>
@@ -2631,7 +2689,7 @@
       <w:r>
         <w:t xml:space="preserve">2020;140:325–331. doi:</w:t>
       </w:r>
-      <w:hyperlink r:id="rId74">
+      <w:hyperlink r:id="rId75">
         <w:r>
           <w:rPr>
             <w:rStyle w:val="Hyperlink"/>
@@ -2643,14 +2701,14 @@
         <w:t xml:space="preserve">.</w:t>
       </w:r>
     </w:p>
-    <w:bookmarkEnd w:id="75"/>
-    <w:bookmarkStart w:id="77" w:name="ref-kingma2015"/>
+    <w:bookmarkEnd w:id="76"/>
+    <w:bookmarkStart w:id="78" w:name="ref-kingma2015"/>
     <w:p>
       <w:pPr>
         <w:pStyle w:val="Bibliography"/>
       </w:pPr>
       <w:r>
-        <w:t xml:space="preserve">14.</w:t>
+        <w:t xml:space="preserve">15.</w:t>
       </w:r>
       <w:r>
         <w:t xml:space="preserve"> </w:t>
@@ -2664,7 +2722,7 @@
       <w:r>
         <w:t xml:space="preserve"> </w:t>
       </w:r>
-      <w:hyperlink r:id="rId76">
+      <w:hyperlink r:id="rId77">
         <w:r>
           <w:rPr>
             <w:rStyle w:val="Hyperlink"/>
@@ -2682,14 +2740,14 @@
         <w:t xml:space="preserve">). 2015.</w:t>
       </w:r>
     </w:p>
-    <w:bookmarkEnd w:id="77"/>
-    <w:bookmarkStart w:id="79" w:name="ref-seyyedkalantari2021"/>
+    <w:bookmarkEnd w:id="78"/>
+    <w:bookmarkStart w:id="80" w:name="ref-seyyedkalantari2021"/>
     <w:p>
       <w:pPr>
         <w:pStyle w:val="Bibliography"/>
       </w:pPr>
       <w:r>
-        <w:t xml:space="preserve">15.</w:t>
+        <w:t xml:space="preserve">16.</w:t>
       </w:r>
       <w:r>
         <w:t xml:space="preserve"> </w:t>
@@ -2716,7 +2774,7 @@
       <w:r>
         <w:t xml:space="preserve">2021;27(12):2176–2182. doi:</w:t>
       </w:r>
-      <w:hyperlink r:id="rId78">
+      <w:hyperlink r:id="rId79">
         <w:r>
           <w:rPr>
             <w:rStyle w:val="Hyperlink"/>
@@ -2728,14 +2786,14 @@
         <w:t xml:space="preserve">.</w:t>
       </w:r>
     </w:p>
-    <w:bookmarkEnd w:id="79"/>
-    <w:bookmarkStart w:id="81" w:name="ref-obermeyer2019"/>
+    <w:bookmarkEnd w:id="80"/>
+    <w:bookmarkStart w:id="82" w:name="ref-obermeyer2019"/>
     <w:p>
       <w:pPr>
         <w:pStyle w:val="Bibliography"/>
       </w:pPr>
       <w:r>
-        <w:t xml:space="preserve">16.</w:t>
+        <w:t xml:space="preserve">17.</w:t>
       </w:r>
       <w:r>
         <w:t xml:space="preserve"> </w:t>
@@ -2762,7 +2820,7 @@
       <w:r>
         <w:t xml:space="preserve">2019;366(6464):447–453. doi:</w:t>
       </w:r>
-      <w:hyperlink r:id="rId80">
+      <w:hyperlink r:id="rId81">
         <w:r>
           <w:rPr>
             <w:rStyle w:val="Hyperlink"/>
@@ -2774,14 +2832,14 @@
         <w:t xml:space="preserve">.</w:t>
       </w:r>
     </w:p>
-    <w:bookmarkEnd w:id="81"/>
-    <w:bookmarkStart w:id="83" w:name="ref-selvaraju2017"/>
+    <w:bookmarkEnd w:id="82"/>
+    <w:bookmarkStart w:id="84" w:name="ref-selvaraju2017"/>
     <w:p>
       <w:pPr>
         <w:pStyle w:val="Bibliography"/>
       </w:pPr>
       <w:r>
-        <w:t xml:space="preserve">17.</w:t>
+        <w:t xml:space="preserve">18.</w:t>
       </w:r>
       <w:r>
         <w:t xml:space="preserve"> </w:t>
@@ -2814,7 +2872,7 @@
       <w:r>
         <w:t xml:space="preserve">2020;128(2):336–359. doi:</w:t>
       </w:r>
-      <w:hyperlink r:id="rId82">
+      <w:hyperlink r:id="rId83">
         <w:r>
           <w:rPr>
             <w:rStyle w:val="Hyperlink"/>
@@ -2826,14 +2884,14 @@
         <w:t xml:space="preserve">.</w:t>
       </w:r>
     </w:p>
-    <w:bookmarkEnd w:id="83"/>
-    <w:bookmarkStart w:id="85" w:name="ref-saporta2022"/>
+    <w:bookmarkEnd w:id="84"/>
+    <w:bookmarkStart w:id="86" w:name="ref-saporta2022"/>
     <w:p>
       <w:pPr>
         <w:pStyle w:val="Bibliography"/>
       </w:pPr>
       <w:r>
-        <w:t xml:space="preserve">18.</w:t>
+        <w:t xml:space="preserve">19.</w:t>
       </w:r>
       <w:r>
         <w:t xml:space="preserve"> </w:t>
@@ -2872,7 +2930,7 @@
       <w:r>
         <w:t xml:space="preserve">2022;4(10):867–878. doi:</w:t>
       </w:r>
-      <w:hyperlink r:id="rId84">
+      <w:hyperlink r:id="rId85">
         <w:r>
           <w:rPr>
             <w:rStyle w:val="Hyperlink"/>
@@ -2884,14 +2942,14 @@
         <w:t xml:space="preserve">.</w:t>
       </w:r>
     </w:p>
-    <w:bookmarkEnd w:id="85"/>
-    <w:bookmarkStart w:id="87" w:name="ref-price2024emorykneeradiographmrkr"/>
+    <w:bookmarkEnd w:id="86"/>
+    <w:bookmarkStart w:id="88" w:name="ref-price2024emorykneeradiographmrkr"/>
     <w:p>
       <w:pPr>
         <w:pStyle w:val="Bibliography"/>
       </w:pPr>
       <w:r>
-        <w:t xml:space="preserve">19.</w:t>
+        <w:t xml:space="preserve">20.</w:t>
       </w:r>
       <w:r>
         <w:t xml:space="preserve"> </w:t>
@@ -2911,7 +2969,7 @@
       <w:r>
         <w:t xml:space="preserve"> </w:t>
       </w:r>
-      <w:hyperlink r:id="rId86">
+      <w:hyperlink r:id="rId87">
         <w:r>
           <w:rPr>
             <w:rStyle w:val="Hyperlink"/>
@@ -2923,14 +2981,14 @@
         <w:t xml:space="preserve">. Accessed 2026 June 17.</w:t>
       </w:r>
     </w:p>
-    <w:bookmarkEnd w:id="87"/>
-    <w:bookmarkStart w:id="89" w:name="ref-lekadir2025"/>
+    <w:bookmarkEnd w:id="88"/>
+    <w:bookmarkStart w:id="90" w:name="ref-lekadir2025"/>
     <w:p>
       <w:pPr>
         <w:pStyle w:val="Bibliography"/>
       </w:pPr>
       <w:r>
-        <w:t xml:space="preserve">20.</w:t>
+        <w:t xml:space="preserve">21.</w:t>
       </w:r>
       <w:r>
         <w:t xml:space="preserve"> </w:t>
@@ -2966,7 +3024,7 @@
       <w:r>
         <w:t xml:space="preserve">2025;388:e081554. doi:</w:t>
       </w:r>
-      <w:hyperlink r:id="rId88">
+      <w:hyperlink r:id="rId89">
         <w:r>
           <w:rPr>
             <w:rStyle w:val="Hyperlink"/>
@@ -2978,10 +3036,10 @@
         <w:t xml:space="preserve">.</w:t>
       </w:r>
     </w:p>
-    <w:bookmarkEnd w:id="89"/>
     <w:bookmarkEnd w:id="90"/>
     <w:bookmarkEnd w:id="91"/>
-    <w:bookmarkStart w:id="105" w:name="supplementary-materials"/>
+    <w:bookmarkEnd w:id="92"/>
+    <w:bookmarkStart w:id="106" w:name="supplementary-materials"/>
     <w:p>
       <w:pPr>
         <w:pStyle w:val="Heading1"/>
@@ -3000,7 +3058,7 @@
       <w:r>
         <w:t xml:space="preserve"> </w:t>
       </w:r>
-      <w:hyperlink r:id="rId92">
+      <w:hyperlink r:id="rId93">
         <w:r>
           <w:rPr>
             <w:rStyle w:val="Hyperlink"/>
@@ -3022,7 +3080,7 @@
       <w:tr>
         <w:tc>
           <w:tcPr/>
-          <w:bookmarkStart w:id="96" w:name="fig-s1"/>
+          <w:bookmarkStart w:id="97" w:name="fig-s1"/>
           <w:p>
             <w:pPr>
               <w:pStyle w:val="Compact"/>
@@ -3033,18 +3091,18 @@
                 <wp:inline>
                   <wp:extent cx="5727700" cy="4185626"/>
                   <wp:effectExtent b="0" l="0" r="0" t="0"/>
-                  <wp:docPr descr="" title="" id="94" name="Picture"/>
+                  <wp:docPr descr="" title="" id="95" name="Picture"/>
                   <a:graphic>
                     <a:graphicData uri="http://schemas.openxmlformats.org/drawingml/2006/picture">
                       <pic:pic>
                         <pic:nvPicPr>
-                          <pic:cNvPr descr="../supplementary/learning_curves.png" id="95" name="Picture"/>
+                          <pic:cNvPr descr="../supplementary/learning_curves.png" id="96" name="Picture"/>
                           <pic:cNvPicPr>
                             <a:picLocks noChangeArrowheads="1" noChangeAspect="1"/>
                           </pic:cNvPicPr>
                         </pic:nvPicPr>
                         <pic:blipFill>
-                          <a:blip r:embed="rId93"/>
+                          <a:blip r:embed="rId94"/>
                           <a:stretch>
                             <a:fillRect/>
                           </a:stretch>
@@ -3100,7 +3158,7 @@
               <w:t xml:space="preserve">Training and validation loss per epoch for the best-seed run per configuration (selected by lowest validation loss). Red dashed lines indicate the best validation epoch. All four configurations converged well before the 50-epoch maximum, with best epochs of 18 (ResNet50+CE), 13 (ResNet50+CORAL), 21 (EfficientNet-B0+CE) and 27 (EfficientNet-B0+CORAL). CORAL configurations reached lower final validation loss than CE within the same architecture.</w:t>
             </w:r>
           </w:p>
-          <w:bookmarkEnd w:id="96"/>
+          <w:bookmarkEnd w:id="97"/>
         </w:tc>
       </w:tr>
     </w:tbl>
@@ -3125,7 +3183,7 @@
       <w:tr>
         <w:tc>
           <w:tcPr/>
-          <w:bookmarkStart w:id="100" w:name="fig-s2"/>
+          <w:bookmarkStart w:id="101" w:name="fig-s2"/>
           <w:p>
             <w:pPr>
               <w:pStyle w:val="Compact"/>
@@ -3136,18 +3194,18 @@
                 <wp:inline>
                   <wp:extent cx="4582160" cy="10649019"/>
                   <wp:effectExtent b="0" l="0" r="0" t="0"/>
-                  <wp:docPr descr="" title="" id="98" name="Picture"/>
+                  <wp:docPr descr="" title="" id="99" name="Picture"/>
                   <a:graphic>
                     <a:graphicData uri="http://schemas.openxmlformats.org/drawingml/2006/picture">
                       <pic:pic>
                         <pic:nvPicPr>
-                          <pic:cNvPr descr="../supplementary/gradcam_summary_grid.png" id="99" name="Picture"/>
+                          <pic:cNvPr descr="../supplementary/gradcam_summary_grid.png" id="100" name="Picture"/>
                           <pic:cNvPicPr>
                             <a:picLocks noChangeArrowheads="1" noChangeAspect="1"/>
                           </pic:cNvPicPr>
                         </pic:nvPicPr>
                         <pic:blipFill>
-                          <a:blip r:embed="rId97"/>
+                          <a:blip r:embed="rId98"/>
                           <a:stretch>
                             <a:fillRect/>
                           </a:stretch>
@@ -3203,7 +3261,7 @@
               <w:t xml:space="preserve">Representative Grad-CAM heatmaps for correctly classified (left) and misclassified (right) cases, one per KL grade (KL0–KL4). Misclassified cases were predominantly over-graded to the next KL level. Correctly classified cases show focused activation over the joint space and osteophyte margins; misclassified cases show either displaced peripheral activation (under-graded KL1) or concentrated attention on minor osteophyte margins (over-graded KL1 to KL2).</w:t>
             </w:r>
           </w:p>
-          <w:bookmarkEnd w:id="100"/>
+          <w:bookmarkEnd w:id="101"/>
         </w:tc>
       </w:tr>
     </w:tbl>
@@ -3228,7 +3286,7 @@
       <w:tr>
         <w:tc>
           <w:tcPr/>
-          <w:bookmarkStart w:id="104" w:name="fig-s3"/>
+          <w:bookmarkStart w:id="105" w:name="fig-s3"/>
           <w:p>
             <w:pPr>
               <w:pStyle w:val="Compact"/>
@@ -3239,18 +3297,18 @@
                 <wp:inline>
                   <wp:extent cx="4582160" cy="6126517"/>
                   <wp:effectExtent b="0" l="0" r="0" t="0"/>
-                  <wp:docPr descr="" title="" id="102" name="Picture"/>
+                  <wp:docPr descr="" title="" id="103" name="Picture"/>
                   <a:graphic>
                     <a:graphicData uri="http://schemas.openxmlformats.org/drawingml/2006/picture">
                       <pic:pic>
                         <pic:nvPicPr>
-                          <pic:cNvPr descr="../supplementary/kl_grade_examples.png" id="103" name="Picture"/>
+                          <pic:cNvPr descr="../supplementary/kl_grade_examples.png" id="104" name="Picture"/>
                           <pic:cNvPicPr>
                             <a:picLocks noChangeArrowheads="1" noChangeAspect="1"/>
                           </pic:cNvPicPr>
                         </pic:nvPicPr>
                         <pic:blipFill>
-                          <a:blip r:embed="rId101"/>
+                          <a:blip r:embed="rId102"/>
                           <a:stretch>
                             <a:fillRect/>
                           </a:stretch>
@@ -3306,11 +3364,11 @@
               <w:t xml:space="preserve">Representative knee radiographs from the training split (seed=42), four examples per KL grade. Images illustrate the visual heterogeneity within each grade, particularly at KL1 where borderline osteophytes and equivocal joint-space narrowing can appear similar to KL0 normal findings. JSN = joint space narrowing.</w:t>
             </w:r>
           </w:p>
-          <w:bookmarkEnd w:id="104"/>
+          <w:bookmarkEnd w:id="105"/>
         </w:tc>
       </w:tr>
     </w:tbl>
-    <w:bookmarkEnd w:id="105"/>
+    <w:bookmarkEnd w:id="106"/>
     <w:sectPr>
       <w:headerReference r:id="rId9" w:type="default"/>
       <w:footerReference r:id="rId10" w:type="default"/>

--- a/reports/HDS_ML_MZENDAH_1806_report.docx
+++ b/reports/HDS_ML_MZENDAH_1806_report.docx
@@ -1810,7 +1810,7 @@
         <w:pStyle w:val="BodyText"/>
       </w:pPr>
       <w:r>
-        <w:t xml:space="preserve">CE-based models missed approximately 80–87% of KL1 cases in this test set. CORAL reduced this failure rate, but even the best configuration detected only 35% of KL1 cases in this test set, indicating that none of the tested models would be suitable for independent use at the early OA threshold without further validation. CORAL also improved QWK and KL1 recall at the cost of modestly lower KL0 recall and overall accuracy. This trade-off may be acceptable in a decision-support setting where missed early OA is prioritised, but this would require clinical validation and threshold calibration.</w:t>
+        <w:t xml:space="preserve">CE-based models missed approximately 80–87% of KL1 cases in this test set. CORAL reduced this failure rate, but even the best configuration detected only 35% of KL1 cases in this test set, indicating that none of the tested models would be suitable for independent use at the early OA threshold without further validation. This trade-off may be acceptable in a decision-support setting where missed early OA is prioritised, but this would require clinical validation and threshold calibration.</w:t>
       </w:r>
     </w:p>
     <w:p>
@@ -1852,58 +1852,33 @@
         <w:pStyle w:val="BodyText"/>
       </w:pPr>
       <w:r>
-        <w:t xml:space="preserve">The absence of demographic metadata prevents assessment of performance across age, sex, race or body habitus. Aggregate metrics such as QWK may conceal subgroup failure, particularly if KL1 labels are affected by age-related morphology or acquisition differences</w:t>
-      </w:r>
-      <w:r>
-        <w:t xml:space="preserve"> </w:t>
-      </w:r>
-      <w:r>
-        <w:t xml:space="preserve">[16,17]</w:t>
+        <w:t xml:space="preserve">Grad-CAM was not used to prove causality or validate model safety. It was used as a clinically informed exploratory audit to understand whether the model’s errors were anatomically plausible. The audit helped interpret the KL1 failure mode and linked the numerical results back to radiographic practice.</w:t>
+      </w:r>
+    </w:p>
+    <w:p>
+      <w:pPr>
+        <w:pStyle w:val="BodyText"/>
+      </w:pPr>
+      <w:r>
+        <w:t xml:space="preserve">Grad-CAM analysis supported the interpretation that KL1 errors arise from both feature ambiguity and attention failure</w:t>
+      </w:r>
+      <w:r>
+        <w:t xml:space="preserve"> </w:t>
+      </w:r>
+      <w:r>
+        <w:t xml:space="preserve">[18]</w:t>
+      </w:r>
+      <w:r>
+        <w:t xml:space="preserve">. Over-graded cases showed activation near minor osteophyte margins, reflecting genuine features misinterpreted in severity. Under-graded cases showed dispersed or peripheral activation, indicating failure to attend to subtle joint-space changes. Quantitative localisation scores were useful but incomplete: higher central activation did not guarantee better clinical localisation, reinforcing the need for expert review alongside numerical XAI metrics</w:t>
+      </w:r>
+      <w:r>
+        <w:t xml:space="preserve"> </w:t>
+      </w:r>
+      <w:r>
+        <w:t xml:space="preserve">[19]</w:t>
       </w:r>
       <w:r>
         <w:t xml:space="preserve">.</w:t>
-      </w:r>
-    </w:p>
-    <w:p>
-      <w:pPr>
-        <w:pStyle w:val="BodyText"/>
-      </w:pPr>
-      <w:r>
-        <w:t xml:space="preserve">Grad-CAM was not used to prove causality or validate model safety. It was used as a clinically informed exploratory audit to understand whether the model’s errors were anatomically plausible. This is important in healthcare ML because a model can achieve reasonable aggregate metrics while relying on irrelevant image regions. The audit helped interpret the KL1 failure mode and linked the numerical results back to radiographic practice.</w:t>
-      </w:r>
-    </w:p>
-    <w:p>
-      <w:pPr>
-        <w:pStyle w:val="BodyText"/>
-      </w:pPr>
-      <w:r>
-        <w:t xml:space="preserve">Grad-CAM analysis supported the interpretation that KL1 errors arise from both feature ambiguity and attention failure</w:t>
-      </w:r>
-      <w:r>
-        <w:t xml:space="preserve"> </w:t>
-      </w:r>
-      <w:r>
-        <w:t xml:space="preserve">[18]</w:t>
-      </w:r>
-      <w:r>
-        <w:t xml:space="preserve">. Over-graded cases showed activation near minor osteophyte margins, reflecting genuine features misinterpreted in severity. Under-graded cases showed dispersed or peripheral activation, indicating failure to attend to subtle joint-space changes. Quantitative localisation scores were useful but incomplete: higher central activation did not guarantee better clinical localisation, reinforcing the need for expert review alongside numerical XAI metrics</w:t>
-      </w:r>
-      <w:r>
-        <w:t xml:space="preserve"> </w:t>
-      </w:r>
-      <w:r>
-        <w:t xml:space="preserve">[19]</w:t>
-      </w:r>
-      <w:r>
-        <w:t xml:space="preserve">.</w:t>
-      </w:r>
-    </w:p>
-    <w:p>
-      <w:pPr>
-        <w:pStyle w:val="BodyText"/>
-      </w:pPr>
-      <w:r>
-        <w:t xml:space="preserve">Overall, the findings support CORAL as a better loss function for ordinal KL grading, but image-only models remain limited by missing clinical context. Reliable early OA detection will likely require integration of radiographic images with acquisition metadata, demographic variables and prospective clinical validation.</w:t>
       </w:r>
     </w:p>
     <w:p>

--- a/reports/HDS_ML_MZENDAH_1806_report.docx
+++ b/reports/HDS_ML_MZENDAH_1806_report.docx
@@ -138,7 +138,7 @@
         <w:t xml:space="preserve">[6,7]</w:t>
       </w:r>
       <w:r>
-        <w:t xml:space="preserve">. Despite improvements in aggregate grading accuracy, KL1 detection remained consistently poor across architectural choices, suggesting the problem lies not solely in network capacity but in how the training objective aligns with the ordinal task structure. The application of deep learning to automated KL grading has grown substantially, with CNNs demonstrating promising performance on large radiographic datasets</w:t>
+        <w:t xml:space="preserve">. Despite improvements in aggregate accuracy, KL1 detection remained consistently poor across architectural choices, suggesting the problem lies in the training objective rather than network capacity alone. The application of deep learning to automated KL grading has grown substantially, with CNNs demonstrating promising performance on large radiographic datasets</w:t>
       </w:r>
       <w:r>
         <w:t xml:space="preserve"> </w:t>

--- a/reports/HDS_ML_MZENDAH_1806_report.docx
+++ b/reports/HDS_ML_MZENDAH_1806_report.docx
@@ -247,11 +247,6 @@
       </w:r>
       <w:r>
         <w:t xml:space="preserve">, organised into predefined train, validation and test folders (n=5,778, 826 and 1,656 respectively; approximately 70/10/20). These splits were retained because patient-level metadata were unavailable, making re-splitting vulnerable to leakage if images from the same patient appeared in multiple partitions. Images were supplied as preprocessed 224×224 single-knee radiographs; no additional resizing, cropping or re-splitting was performed. No ethics approval was required because the dataset is publicly available and contains no personally identifiable information. Class distribution across splits is shown in Table 1. Representative radiographs for each KL grade are provided in Supplementary Figure S3.</w:t>
-      </w:r>
-    </w:p>
-    <w:p>
-      <w:r>
-        <w:br w:type="page"/>
       </w:r>
     </w:p>
     <w:p>

--- a/reports/HDS_ML_MZENDAH_1806_report.docx
+++ b/reports/HDS_ML_MZENDAH_1806_report.docx
@@ -31,7 +31,7 @@
         <w:pStyle w:val="BodyText"/>
       </w:pPr>
       <w:r>
-        <w:t xml:space="preserve">Knee osteoarthritis (OA) is a leading cause of musculoskeletal disability globally, with radiographic severity graded using the Kellgren-Lawrence (KL) scale. Automated grading using convolutional neural networks (CNNs) has shown promise, yet KL Grade 1 (doubtful OA) remains poorly detected across architectures, with a meta-analytic sensitivity of only 0.64. Because KL grading is ordinal, existing ordinal-regression literature suggests that training objectives preserving grade order may be better aligned with the task than categorical cross-entropy (CE), which treats KL grades as unordered classes. However, it remains clinically important to quantify whether this advantage improves the specific early-OA failure mode of KL1 detection, rather than only overall grading performance. This study therefore compared CE and CORAL ordinal loss across two CNN architectures (ResNet50 and EfficientNet-B0) on the Kaggle Knee Osteoarthritis Dataset (n=8,260 anteroposterior radiographs, KL grades 0–4) across three random seeds, yielding 12 training runs. Primary outcomes were KL1 recall and Quadratic Weighted Kappa (QWK). Grad-CAM explainability analysis was performed on shared misclassification cases, with heatmaps inspected by the author, a qualified MSK radiographer, to identify recurring patterns in model attention and error behaviour. CORAL loss consistently improved KL1 recall across both architectures: ResNet50+CORAL achieved 0.341 ± 0.023 versus 0.127 ± 0.013 for ResNet50+CE, and EfficientNet-B0+CORAL achieved 0.354 ± 0.011 versus 0.190 ± 0.021 for EfficientNet-B0+CE. EfficientNet-B0+CORAL achieved the highest mean QWK of 0.809 ± 0.009, approaching the 0.81</w:t>
+        <w:t xml:space="preserve">Knee osteoarthritis (OA) is a leading cause of musculoskeletal disability globally, with radiographic severity graded using the Kellgren-Lawrence (KL) scale. Automated grading using convolutional neural networks (CNNs) has shown promise, yet KL Grade 1 (doubtful OA) remains poorly detected across architectures, with a meta-analytic sensitivity of only 0.64. Because KL grading is ordinal, existing ordinal-regression literature suggests that training objectives preserving grade order may be better aligned with the task than categorical cross-entropy (CE), which treats KL grades as unordered classes. However, it remains clinically important to quantify whether this advantage improves the specific early-OA failure mode of KL1 detection, rather than only overall grading performance. This study therefore compared CE and CORAL ordinal loss across two CNN architectures (ResNet50 and EfficientNet-B0) on the Kaggle Knee Osteoarthritis Dataset (n=8,260 anteroposterior radiographs, KL grades 0–4) across three random seeds, yielding 12 training runs. Primary outcomes were KL1 recall and Quadratic Weighted Kappa (QWK). Grad-CAM explainability analysis was performed on shared misclassification cases, with heatmaps inspected by the author to identify recurring patterns in model attention and error behaviour. CORAL loss consistently improved KL1 recall across both architectures: ResNet50+CORAL achieved 0.341 ± 0.023 versus 0.127 ± 0.013 for ResNet50+CE, and EfficientNet-B0+CORAL achieved 0.354 ± 0.011 versus 0.190 ± 0.021 for EfficientNet-B0+CE. EfficientNet-B0+CORAL achieved the highest mean QWK of 0.809 ± 0.009, approaching the 0.81</w:t>
       </w:r>
       <w:r>
         <w:t xml:space="preserve"> </w:t>
@@ -854,7 +854,7 @@
         <w:t xml:space="preserve"> </w:t>
       </w:r>
       <w:r>
-        <w:t xml:space="preserve">was applied to KL1 cases misclassified by all four configurations, targeting layer4[-1] for ResNet50 and features[-1] for EfficientNet-B0. Heatmaps were inspected by the author, a qualified MSK radiographer, to identify recurring patterns in model attention and misclassification behaviour, and a central 50% crop localisation score quantified activation within the expected knee joint region</w:t>
+        <w:t xml:space="preserve">was applied to KL1 cases misclassified by all four configurations, targeting layer4[-1] for ResNet50 and features[-1] for EfficientNet-B0. Heatmaps were inspected by the author to identify recurring patterns in model attention and misclassification behaviour, and a central 50% crop localisation score quantified activation within the expected knee joint region</w:t>
       </w:r>
       <w:r>
         <w:t xml:space="preserve"> </w:t>

--- a/reports/HDS_ML_MZENDAH_1806_report.docx
+++ b/reports/HDS_ML_MZENDAH_1806_report.docx
@@ -854,7 +854,7 @@
         <w:t xml:space="preserve"> </w:t>
       </w:r>
       <w:r>
-        <w:t xml:space="preserve">was applied to KL1 cases misclassified by all four configurations, targeting layer4[-1] for ResNet50 and features[-1] for EfficientNet-B0. Heatmaps were inspected by the author to identify recurring patterns in model attention and misclassification behaviour, and a central 50% crop localisation score quantified activation within the expected knee joint region</w:t>
+        <w:t xml:space="preserve">was applied to KL1 cases misclassified by all four configurations, targeting layer4[-1] for ResNet50 and features[-1] for EfficientNet-B0. Heatmaps were inspected by the author, a qualified MSK radiographer, to identify recurring patterns in model attention and misclassification behaviour, and a central 50% crop localisation score quantified activation within the expected knee joint region</w:t>
       </w:r>
       <w:r>
         <w:t xml:space="preserve"> </w:t>
